--- a/netprobe_teknik_rapor.docx
+++ b/netprobe_teknik_rapor.docx
@@ -2373,7 +2373,7 @@
               <w:rPr>
                 <w:sz w:val="16"/>
               </w:rPr>
-              <w:t>checksum</w:t>
+              <w:t>total_packets</w:t>
             </w:r>
           </w:p>
         </w:tc>
@@ -2399,7 +2399,7 @@
               <w:rPr>
                 <w:sz w:val="16"/>
               </w:rPr>
-              <w:t>16 byte</w:t>
+              <w:t>4 byte</w:t>
             </w:r>
           </w:p>
         </w:tc>
@@ -2425,7 +2425,7 @@
               <w:rPr>
                 <w:sz w:val="16"/>
               </w:rPr>
-              <w:t>MD5 digest calculated over the compressed payload</w:t>
+              <w:t>Total DATA packet count for the current transfer</w:t>
             </w:r>
           </w:p>
         </w:tc>
@@ -2453,7 +2453,7 @@
               <w:rPr>
                 <w:sz w:val="16"/>
               </w:rPr>
-              <w:t>payload</w:t>
+              <w:t>checksum</w:t>
             </w:r>
           </w:p>
         </w:tc>
@@ -2479,7 +2479,7 @@
               <w:rPr>
                 <w:sz w:val="16"/>
               </w:rPr>
-              <w:t>Variable</w:t>
+              <w:t>16 byte</w:t>
             </w:r>
           </w:p>
         </w:tc>
@@ -2505,7 +2505,7 @@
               <w:rPr>
                 <w:sz w:val="16"/>
               </w:rPr>
-              <w:t>zlib-compressed data; DATA carries file chunks, START/END carries JSON metadata</w:t>
+              <w:t>MD5 digest calculated over the compressed payload</w:t>
             </w:r>
           </w:p>
         </w:tc>
@@ -2533,7 +2533,7 @@
               <w:rPr>
                 <w:sz w:val="16"/>
               </w:rPr>
-              <w:t>byte_order</w:t>
+              <w:t>payload</w:t>
             </w:r>
           </w:p>
         </w:tc>
@@ -2559,7 +2559,7 @@
               <w:rPr>
                 <w:sz w:val="16"/>
               </w:rPr>
-              <w:t>-</w:t>
+              <w:t>Variable</w:t>
             </w:r>
           </w:p>
         </w:tc>
@@ -2585,7 +2585,7 @@
               <w:rPr>
                 <w:sz w:val="16"/>
               </w:rPr>
-              <w:t>Network byte order is used; header format is !BI16s</w:t>
+              <w:t>zlib-compressed data; DATA carries file chunks, START/END carries JSON metadata</w:t>
             </w:r>
           </w:p>
         </w:tc>
@@ -2613,7 +2613,7 @@
               <w:rPr>
                 <w:sz w:val="16"/>
               </w:rPr>
-              <w:t>chunk_size</w:t>
+              <w:t>byte_order</w:t>
             </w:r>
           </w:p>
         </w:tc>
@@ -2639,7 +2639,7 @@
               <w:rPr>
                 <w:sz w:val="16"/>
               </w:rPr>
-              <w:t>1024 byte</w:t>
+              <w:t>-</w:t>
             </w:r>
           </w:p>
         </w:tc>
@@ -2665,7 +2665,7 @@
               <w:rPr>
                 <w:sz w:val="16"/>
               </w:rPr>
-              <w:t>Default file chunk size</w:t>
+              <w:t>Network byte order is used; header format is !BII16s</w:t>
             </w:r>
           </w:p>
         </w:tc>
@@ -3315,10 +3315,7 @@
         <w:spacing w:after="80"/>
       </w:pPr>
       <w:r>
-        <w:rPr>
-          <w:sz w:val="21"/>
-        </w:rPr>
-        <w:t>utils.py - Packet constants, header format, zlib compression/decompression, MD5 packet checksum, SHA-256 file checksum, and JSON metadata helpers.</w:t>
+        <w:t>utils.py - Packet constants, header format (!BII16s), zlib compression/decompression, MD5 packet checksum, SHA-256 file checksum, and JSON metadata helpers.</w:t>
       </w:r>
     </w:p>
     <w:p>

--- a/netprobe_teknik_rapor.docx
+++ b/netprobe_teknik_rapor.docx
@@ -1729,14 +1729,9 @@
       </w:pPr>
       <w:r>
         <w:rPr>
-          <w:rFonts w:ascii="Arial" w:cs="Arial" w:eastAsia="Arial" w:hAnsi="Arial"/>
-          <w:i/>
-          <w:iCs/>
-          <w:color w:val="856404"/>
-          <w:sz w:val="22"/>
-          <w:szCs w:val="22"/>
-        </w:rPr>
-        <w:t xml:space="preserve">[TODO: Mimari diyagramını buraya ekleyin (bileşenler arası oklar ve veri akışı gösterilmeli)]</w:t>
+          <w:sz w:val="21"/>
+        </w:rPr>
+        <w:t>Mimari akis: [Client] -- START/DATA/END UDP packets --&gt; [Server]; [Server] -- ACK/OK UDP packets --&gt; [Client]. Client tarafinda transfer_logs.csv uretilir; server dogrulanan dosyalari received_files/ klasorune yazar.</w:t>
       </w:r>
     </w:p>
     <w:p>

--- a/netprobe_teknik_rapor.docx
+++ b/netprobe_teknik_rapor.docx
@@ -1732,6 +1732,65 @@
           <w:sz w:val="21"/>
         </w:rPr>
         <w:t>Mimari akis: [Client] -- START/DATA/END UDP packets --&gt; [Server]; [Server] -- ACK/OK UDP packets --&gt; [Client]. Client tarafinda transfer_logs.csv uretilir; server dogrulanan dosyalari received_files/ klasorune yazar.</w:t>
+      </w:r>
+    </w:p>
+    <w:p>
+      <w:pPr>
+        <w:spacing w:before="160" w:after="40"/>
+        <w:jc w:val="center"/>
+      </w:pPr>
+      <w:r>
+        <w:drawing>
+          <wp:inline distT="0" distB="0" distL="0" distR="0">
+            <wp:extent cx="5760720" cy="2980439"/>
+            <wp:effectExtent l="0" t="0" r="0" b="0"/>
+            <wp:docPr id="100" name="Sekil1" descr="NetProbe genel sistem mimarisi"/>
+            <wp:cNvGraphicFramePr>
+              <a:graphicFrameLocks xmlns:a="http://schemas.openxmlformats.org/drawingml/2006/main" noChangeAspect="1"/>
+            </wp:cNvGraphicFramePr>
+            <a:graphic xmlns:a="http://schemas.openxmlformats.org/drawingml/2006/main">
+              <a:graphicData uri="http://schemas.openxmlformats.org/drawingml/2006/picture">
+                <pic:pic xmlns:pic="http://schemas.openxmlformats.org/drawingml/2006/picture">
+                  <pic:nvPicPr>
+                    <pic:cNvPr id="100" name="Sekil1" descr="NetProbe genel sistem mimarisi"/>
+                    <pic:cNvPicPr/>
+                  </pic:nvPicPr>
+                  <pic:blipFill>
+                    <a:blip r:embed="rId10"/>
+                    <a:stretch>
+                      <a:fillRect/>
+                    </a:stretch>
+                  </pic:blipFill>
+                  <pic:spPr>
+                    <a:xfrm>
+                      <a:off x="0" y="0"/>
+                      <a:ext cx="5760720" cy="2980439"/>
+                    </a:xfrm>
+                    <a:prstGeom prst="rect">
+                      <a:avLst/>
+                    </a:prstGeom>
+                  </pic:spPr>
+                </pic:pic>
+              </a:graphicData>
+            </a:graphic>
+          </wp:inline>
+        </w:drawing>
+      </w:r>
+    </w:p>
+    <w:p>
+      <w:pPr>
+        <w:spacing w:after="160"/>
+        <w:jc w:val="center"/>
+      </w:pPr>
+      <w:r>
+        <w:rPr>
+          <w:i/>
+          <w:iCs/>
+          <w:color w:val="555555"/>
+          <w:sz w:val="18"/>
+          <w:szCs w:val="18"/>
+        </w:rPr>
+        <w:t xml:space="preserve">Şekil 1: NetProbe genel sistem mimarisi (istemci-sunucu, UDP veri ve ACK akışı).</w:t>
       </w:r>
     </w:p>
     <w:p>
@@ -3326,7 +3385,7 @@
         <w:rPr>
           <w:sz w:val="21"/>
         </w:rPr>
-        <w:t>transfer_logs.csv - Client-side transfer log containing SEND, ACK_RECEIVED, TIMEOUT, and TRANSFER_FAILED events.</w:t>
+        <w:t>transfer_logs.csv - Client-side transfer log containing SEND, ACK_RECEIVED, TIMEOUT, SIMULATED_DROP, and TRANSFER_FAILED events.</w:t>
       </w:r>
     </w:p>
     <w:p>
@@ -3342,7 +3401,23 @@
         <w:rPr>
           <w:sz w:val="21"/>
         </w:rPr>
-        <w:t>analysis.py - Reads the log file and reports timeout count, failed packets, and send attempts per sequence number.</w:t>
+        <w:t>server_logs.csv - Server-side event log containing RECV, ACK_SENT, WRITE, DUPLICATE, and VERIFIED events with per-packet receive and acknowledgement timestamps.</w:t>
+      </w:r>
+    </w:p>
+    <w:p>
+      <w:pPr>
+        <w:pStyle w:val="ListParagraph"/>
+        <w:numPr>
+          <w:ilvl w:val="0"/>
+          <w:numId w:val="2"/>
+        </w:numPr>
+        <w:spacing w:after="80"/>
+      </w:pPr>
+      <w:r>
+        <w:rPr>
+          <w:sz w:val="21"/>
+        </w:rPr>
+        <w:t>analysis.py - Reads transfer_logs.csv and reports a transfer summary (unique packets, send attempts, retransmissions, ACKs received, timeouts, simulated drops, failed packets, and total transfer time) plus an optional send-attempts-per-packet chart.</w:t>
       </w:r>
     </w:p>
     <w:p>
@@ -5801,23 +5876,76 @@
     </w:p>
     <w:p>
       <w:pPr>
-        <w:pBdr>
-          <w:left w:val="single" w:color="FFC107" w:sz="8" w:space="6"/>
-        </w:pBdr>
-        <w:shd w:fill="FFF3CD" w:val="clear"/>
         <w:spacing w:after="120"/>
         <w:jc w:val="both"/>
       </w:pPr>
       <w:r>
         <w:rPr>
-          <w:rFonts w:ascii="Arial" w:cs="Arial" w:eastAsia="Arial" w:hAnsi="Arial"/>
-          <w:i/>
-          <w:iCs/>
-          <w:color w:val="856404"/>
-          <w:sz w:val="22"/>
-          <w:szCs w:val="22"/>
-        </w:rPr>
-        <w:t xml:space="preserve">[TODO: Bir aktarım oturumundan alınmış örnek log çıktısını (ilk 20-30 satır) buraya ekleyin.]</w:t>
+          <w:sz w:val="21"/>
+        </w:rPr>
+        <w:t xml:space="preserve">Aşağıda, %20 yapay kayıp oranı altında gerçekleştirilen 14 parçalık (13.320 bayt) bir aktarım oturumundan alınan istemci log çıktısının (transfer_logs.csv) ilk satırları yer almaktadır. SIMULATED_DROP -&gt; TIMEOUT -&gt; yeniden gönderim (attempt=2) -&gt; ACK_RECEIVED zinciri, zaman aşımı ve yeniden gönderim mekanizmasının beklendiği gibi çalıştığını göstermektedir.</w:t>
+      </w:r>
+    </w:p>
+    <w:p>
+      <w:pPr>
+        <w:pBdr>
+          <w:top w:val="single" w:color="CCCCCC" w:sz="4" w:space="4"/>
+          <w:left w:val="single" w:color="CCCCCC" w:sz="4" w:space="4"/>
+          <w:bottom w:val="single" w:color="CCCCCC" w:sz="4" w:space="4"/>
+          <w:right w:val="single" w:color="CCCCCC" w:sz="4" w:space="4"/>
+        </w:pBdr>
+        <w:shd w:fill="F7F7F7" w:val="clear"/>
+        <w:spacing w:after="120" w:line="240" w:lineRule="auto"/>
+      </w:pPr>
+      <w:r>
+        <w:rPr>
+          <w:rFonts w:ascii="Courier New" w:cs="Courier New" w:hAnsi="Courier New"/>
+          <w:sz w:val="16"/>
+          <w:szCs w:val="16"/>
+        </w:rPr>
+        <w:t xml:space="preserve">timestamp,event,seq_num,details</w:t>
+        <w:br/>
+        <w:t xml:space="preserve">1780315289.049229,SEND,0,"START, attempt=1"</w:t>
+        <w:br/>
+        <w:t xml:space="preserve">1780315289.0492332,SIMULATED_DROP,0,attempt=1</w:t>
+        <w:br/>
+        <w:t xml:space="preserve">1780315291.0598807,TIMEOUT,0,"START, attempt=1"</w:t>
+        <w:br/>
+        <w:t xml:space="preserve">1780315291.059902,SEND,0,"START, attempt=2"</w:t>
+        <w:br/>
+        <w:t xml:space="preserve">1780315291.0753334,ACK_RECEIVED,0,ACK</w:t>
+        <w:br/>
+        <w:t xml:space="preserve">1780315291.07785,SEND,1,"DATA, attempt=1"</w:t>
+        <w:br/>
+        <w:t xml:space="preserve">1780315291.0831583,ACK_RECEIVED,1,ACK</w:t>
+        <w:br/>
+        <w:t xml:space="preserve">1780315291.0831997,SEND,2,"DATA, attempt=1"</w:t>
+        <w:br/>
+        <w:t xml:space="preserve">1780315291.095294,ACK_RECEIVED,2,ACK</w:t>
+        <w:br/>
+        <w:t xml:space="preserve">1780315291.0953488,SEND,3,"DATA, attempt=1"</w:t>
+        <w:br/>
+        <w:t xml:space="preserve">1780315291.1070101,ACK_RECEIVED,3,ACK</w:t>
+        <w:br/>
+        <w:t xml:space="preserve">1780315291.10705,SEND,4,"DATA, attempt=1"</w:t>
+        <w:br/>
+        <w:t xml:space="preserve">1780315291.1070523,SIMULATED_DROP,4,attempt=1</w:t>
+        <w:br/>
+        <w:t xml:space="preserve">1780315293.1088092,TIMEOUT,4,"DATA, attempt=1"</w:t>
+        <w:br/>
+        <w:t xml:space="preserve">1780315293.1088312,SEND,4,"DATA, attempt=2"</w:t>
+        <w:br/>
+        <w:t xml:space="preserve">1780315293.1145778,ACK_RECEIVED,4,ACK</w:t>
+        <w:br/>
+        <w:t xml:space="preserve">1780315293.114622,SEND,5,"DATA, attempt=1"</w:t>
+        <w:br/>
+        <w:t xml:space="preserve">1780315293.1146245,SIMULATED_DROP,5,attempt=1</w:t>
+        <w:br/>
+        <w:t xml:space="preserve">1780315295.125477,TIMEOUT,5,"DATA, attempt=1"</w:t>
+        <w:br/>
+        <w:t xml:space="preserve">1780315295.1255012,SEND,5,"DATA, attempt=2"</w:t>
+        <w:br/>
+        <w:t xml:space="preserve">1780315295.130937,ACK_RECEIVED,5,ACK</w:t>
       </w:r>
     </w:p>
     <w:p>
